--- a/Networks_Final_230326.docx
+++ b/Networks_Final_230326.docx
@@ -408,7 +408,21 @@
                   <w:rStyle w:val="Hyperlink"/>
                   <w:rFonts w:ascii="Cambria" w:hAnsi="Cambria" w:cs="Arial"/>
                 </w:rPr>
-                <w:t>link</w:t>
+                <w:t>li</w:t>
+              </w:r>
+              <w:r>
+                <w:rPr>
+                  <w:rStyle w:val="Hyperlink"/>
+                  <w:rFonts w:ascii="Cambria" w:hAnsi="Cambria" w:cs="Arial"/>
+                </w:rPr>
+                <w:t>n</w:t>
+              </w:r>
+              <w:r>
+                <w:rPr>
+                  <w:rStyle w:val="Hyperlink"/>
+                  <w:rFonts w:ascii="Cambria" w:hAnsi="Cambria" w:cs="Arial"/>
+                </w:rPr>
+                <w:t>k</w:t>
               </w:r>
             </w:hyperlink>
             <w:r>
@@ -561,13 +575,29 @@
               </w:rPr>
               <w:t xml:space="preserve">is available through this </w:t>
             </w:r>
-            <w:r>
-              <w:rPr>
-                <w:rFonts w:ascii="Cambria" w:hAnsi="Cambria" w:cs="Arial"/>
-                <w:highlight w:val="yellow"/>
-              </w:rPr>
-              <w:t>link</w:t>
-            </w:r>
+            <w:hyperlink r:id="rId7" w:history="1">
+              <w:r>
+                <w:rPr>
+                  <w:rStyle w:val="Hyperlink"/>
+                  <w:rFonts w:ascii="Cambria" w:hAnsi="Cambria" w:cs="Arial"/>
+                </w:rPr>
+                <w:t>li</w:t>
+              </w:r>
+              <w:r>
+                <w:rPr>
+                  <w:rStyle w:val="Hyperlink"/>
+                  <w:rFonts w:ascii="Cambria" w:hAnsi="Cambria" w:cs="Arial"/>
+                </w:rPr>
+                <w:t>n</w:t>
+              </w:r>
+              <w:r>
+                <w:rPr>
+                  <w:rStyle w:val="Hyperlink"/>
+                  <w:rFonts w:ascii="Cambria" w:hAnsi="Cambria" w:cs="Arial"/>
+                </w:rPr>
+                <w:t>k</w:t>
+              </w:r>
+            </w:hyperlink>
             <w:r>
               <w:rPr>
                 <w:rFonts w:ascii="Cambria" w:hAnsi="Cambria" w:cs="Arial"/>
@@ -1095,7 +1125,7 @@
           <w:rFonts w:ascii="Cambria" w:hAnsi="Cambria" w:cs="Arial"/>
         </w:rPr>
         <w:sectPr>
-          <w:footerReference w:type="default" r:id="rId7"/>
+          <w:footerReference w:type="default" r:id="rId8"/>
           <w:pgSz w:w="11906" w:h="16838"/>
           <w:pgMar w:top="1440" w:right="1440" w:bottom="1440" w:left="1440" w:header="708" w:footer="708" w:gutter="0"/>
           <w:cols w:space="708"/>
@@ -8374,14 +8404,6 @@
           <w:rFonts w:ascii="Cambria" w:hAnsi="Cambria" w:cs="Arial"/>
         </w:rPr>
       </w:pPr>
-      <w:r>
-        <w:rPr>
-          <w:rFonts w:ascii="Cambria" w:hAnsi="Cambria" w:cs="Arial"/>
-          <w:b/>
-          <w:bCs/>
-        </w:rPr>
-        <w:t>Bridge centrality</w:t>
-      </w:r>
     </w:p>
     <w:p>
       <w:pPr>
@@ -8392,8 +8414,23 @@
       <w:r>
         <w:rPr>
           <w:rFonts w:ascii="Cambria" w:hAnsi="Cambria" w:cs="Arial"/>
+          <w:b/>
+          <w:bCs/>
         </w:rPr>
         <w:lastRenderedPageBreak/>
+        <w:t>Bridge centrality</w:t>
+      </w:r>
+    </w:p>
+    <w:p>
+      <w:pPr>
+        <w:rPr>
+          <w:rFonts w:ascii="Cambria" w:hAnsi="Cambria" w:cs="Arial"/>
+        </w:rPr>
+      </w:pPr>
+      <w:r>
+        <w:rPr>
+          <w:rFonts w:ascii="Cambria" w:hAnsi="Cambria" w:cs="Arial"/>
+        </w:rPr>
         <w:tab/>
         <w:t xml:space="preserve">Bridge expected influence (BEI) was computed in </w:t>
       </w:r>
@@ -8967,7 +9004,14 @@
         <w:rPr>
           <w:rFonts w:ascii="Cambria" w:hAnsi="Cambria" w:cs="Arial"/>
         </w:rPr>
-        <w:t>, indicating that the estimated network structure was robust to sampling variation</w:t>
+        <w:t xml:space="preserve">, indicating that the estimated </w:t>
+      </w:r>
+      <w:r>
+        <w:rPr>
+          <w:rFonts w:ascii="Cambria" w:hAnsi="Cambria" w:cs="Arial"/>
+        </w:rPr>
+        <w:lastRenderedPageBreak/>
+        <w:t>network structure was robust to sampling variation</w:t>
       </w:r>
       <w:r>
         <w:rPr>
@@ -8985,7 +9029,6 @@
         <w:rPr>
           <w:rFonts w:ascii="Cambria" w:hAnsi="Cambria" w:cs="Arial"/>
         </w:rPr>
-        <w:lastRenderedPageBreak/>
         <w:fldChar w:fldCharType="begin"/>
       </w:r>
       <w:r>
@@ -9840,7 +9883,14 @@
         <w:rPr>
           <w:rFonts w:ascii="Cambria" w:hAnsi="Cambria" w:cs="Arial"/>
         </w:rPr>
-        <w:t>mental health (BEI = 0.443), educational attainment (BEI = 0.436) and physical activity (BEI = 0.339)</w:t>
+        <w:t xml:space="preserve">mental health (BEI = 0.443), educational attainment (BEI = </w:t>
+      </w:r>
+      <w:r>
+        <w:rPr>
+          <w:rFonts w:ascii="Cambria" w:hAnsi="Cambria" w:cs="Arial"/>
+        </w:rPr>
+        <w:lastRenderedPageBreak/>
+        <w:t>0.436) and physical activity (BEI = 0.339)</w:t>
       </w:r>
       <w:r>
         <w:rPr>
@@ -9888,7 +9938,6 @@
           <w:b/>
           <w:bCs/>
         </w:rPr>
-        <w:lastRenderedPageBreak/>
         <w:t>Discussion</w:t>
       </w:r>
     </w:p>
@@ -11008,7 +11057,15 @@
           <w:rFonts w:ascii="Cambria" w:hAnsi="Cambria" w:cs="Arial"/>
           <w:noProof/>
         </w:rPr>
-        <w:t>(Ohrnberger, Fichera, &amp; Sutton, 2017)</w:t>
+        <w:t xml:space="preserve">(Ohrnberger, Fichera, &amp; </w:t>
+      </w:r>
+      <w:r>
+        <w:rPr>
+          <w:rFonts w:ascii="Cambria" w:hAnsi="Cambria" w:cs="Arial"/>
+          <w:noProof/>
+        </w:rPr>
+        <w:lastRenderedPageBreak/>
+        <w:t>Sutton, 2017)</w:t>
       </w:r>
       <w:r>
         <w:rPr>
@@ -11099,14 +11156,7 @@
         <w:rPr>
           <w:rFonts w:ascii="Cambria" w:hAnsi="Cambria" w:cs="Arial"/>
         </w:rPr>
-        <w:t xml:space="preserve">the effects of </w:t>
-      </w:r>
-      <w:r>
-        <w:rPr>
-          <w:rFonts w:ascii="Cambria" w:hAnsi="Cambria" w:cs="Arial"/>
-        </w:rPr>
-        <w:lastRenderedPageBreak/>
-        <w:t xml:space="preserve">age-related neurobiological changes on </w:t>
+        <w:t xml:space="preserve">the effects of age-related neurobiological changes on </w:t>
       </w:r>
       <w:r>
         <w:rPr>
@@ -13071,7 +13121,14 @@
         <w:rPr>
           <w:rFonts w:ascii="Cambria" w:hAnsi="Cambria" w:cs="Arial"/>
         </w:rPr>
-        <w:t>be used to prioritise hypothes</w:t>
+        <w:t xml:space="preserve">be used to prioritise </w:t>
+      </w:r>
+      <w:r>
+        <w:rPr>
+          <w:rFonts w:ascii="Cambria" w:hAnsi="Cambria" w:cs="Arial"/>
+        </w:rPr>
+        <w:lastRenderedPageBreak/>
+        <w:t>hypothes</w:t>
       </w:r>
       <w:r>
         <w:rPr>
@@ -13137,14 +13194,7 @@
         <w:rPr>
           <w:rFonts w:ascii="Cambria" w:hAnsi="Cambria" w:cs="Arial"/>
         </w:rPr>
-        <w:t xml:space="preserve">resilience factors and a </w:t>
-      </w:r>
-      <w:r>
-        <w:rPr>
-          <w:rFonts w:ascii="Cambria" w:hAnsi="Cambria" w:cs="Arial"/>
-        </w:rPr>
-        <w:lastRenderedPageBreak/>
-        <w:t>predefined community of successful ageing</w:t>
+        <w:t>resilience factors and a predefined community of successful ageing</w:t>
       </w:r>
       <w:r>
         <w:rPr>
@@ -14065,7 +14115,14 @@
         <w:rPr>
           <w:rFonts w:ascii="Cambria" w:hAnsi="Cambria" w:cs="Arial"/>
         </w:rPr>
-        <w:t xml:space="preserve"> plausible intervention targets for future longitudinal research</w:t>
+        <w:t xml:space="preserve"> </w:t>
+      </w:r>
+      <w:r>
+        <w:rPr>
+          <w:rFonts w:ascii="Cambria" w:hAnsi="Cambria" w:cs="Arial"/>
+        </w:rPr>
+        <w:lastRenderedPageBreak/>
+        <w:t>plausible intervention targets for future longitudinal research</w:t>
       </w:r>
       <w:r>
         <w:rPr>
@@ -14125,8 +14182,8 @@
           <w:rFonts w:ascii="Cambria" w:hAnsi="Cambria" w:cs="Arial"/>
         </w:rPr>
         <w:sectPr>
-          <w:headerReference w:type="default" r:id="rId8"/>
-          <w:footerReference w:type="default" r:id="rId9"/>
+          <w:headerReference w:type="default" r:id="rId9"/>
+          <w:footerReference w:type="default" r:id="rId10"/>
           <w:pgSz w:w="11906" w:h="16838"/>
           <w:pgMar w:top="1440" w:right="1440" w:bottom="1440" w:left="1440" w:header="708" w:footer="708" w:gutter="0"/>
           <w:pgNumType w:start="1"/>
@@ -14227,7 +14284,7 @@
                     <pic:cNvPicPr/>
                   </pic:nvPicPr>
                   <pic:blipFill>
-                    <a:blip r:embed="rId10"/>
+                    <a:blip r:embed="rId11"/>
                     <a:stretch>
                       <a:fillRect/>
                     </a:stretch>
@@ -14425,7 +14482,7 @@
       <w:r>
         <w:t xml:space="preserve">(1). </w:t>
       </w:r>
-      <w:hyperlink r:id="rId11" w:history="1">
+      <w:hyperlink r:id="rId12" w:history="1">
         <w:r>
           <w:rPr>
             <w:rStyle w:val="Hyperlink"/>
@@ -14463,7 +14520,7 @@
       <w:r>
         <w:t xml:space="preserve">(1), e0315445. </w:t>
       </w:r>
-      <w:hyperlink r:id="rId12" w:history="1">
+      <w:hyperlink r:id="rId13" w:history="1">
         <w:r>
           <w:rPr>
             <w:rStyle w:val="Hyperlink"/>
@@ -14501,7 +14558,7 @@
       <w:r>
         <w:t xml:space="preserve">(4), 806-824. </w:t>
       </w:r>
-      <w:hyperlink r:id="rId13" w:history="1">
+      <w:hyperlink r:id="rId14" w:history="1">
         <w:r>
           <w:rPr>
             <w:rStyle w:val="Hyperlink"/>
@@ -14539,7 +14596,7 @@
       <w:r>
         <w:t xml:space="preserve">, 105146. </w:t>
       </w:r>
-      <w:hyperlink r:id="rId14" w:history="1">
+      <w:hyperlink r:id="rId15" w:history="1">
         <w:r>
           <w:rPr>
             <w:rStyle w:val="Hyperlink"/>
@@ -14577,7 +14634,7 @@
       <w:r>
         <w:t xml:space="preserve">, 23337214241253365. </w:t>
       </w:r>
-      <w:hyperlink r:id="rId15" w:history="1">
+      <w:hyperlink r:id="rId16" w:history="1">
         <w:r>
           <w:rPr>
             <w:rStyle w:val="Hyperlink"/>
@@ -14615,7 +14672,7 @@
       <w:r>
         <w:t xml:space="preserve">(1), 170-171. </w:t>
       </w:r>
-      <w:hyperlink r:id="rId16" w:history="1">
+      <w:hyperlink r:id="rId17" w:history="1">
         <w:r>
           <w:rPr>
             <w:rStyle w:val="Hyperlink"/>
@@ -14653,7 +14710,7 @@
       <w:r>
         <w:t xml:space="preserve">(6), 579-583. </w:t>
       </w:r>
-      <w:hyperlink r:id="rId17" w:history="1">
+      <w:hyperlink r:id="rId18" w:history="1">
         <w:r>
           <w:rPr>
             <w:rStyle w:val="Hyperlink"/>
@@ -14673,7 +14730,7 @@
       <w:r>
         <w:t xml:space="preserve">Csárdi, G., Nepusz, T., Traag, V., Horvát, S., Zanini, F., Noom, D., Müller, K., Schoch, D., &amp; Salmon, M. (2006). igraph: Network Analysis and Visualization. </w:t>
       </w:r>
-      <w:hyperlink r:id="rId18" w:history="1">
+      <w:hyperlink r:id="rId19" w:history="1">
         <w:r>
           <w:rPr>
             <w:rStyle w:val="Hyperlink"/>
@@ -14711,7 +14768,7 @@
       <w:r>
         <w:t xml:space="preserve">(9), 2593-2604. </w:t>
       </w:r>
-      <w:hyperlink r:id="rId19" w:history="1">
+      <w:hyperlink r:id="rId20" w:history="1">
         <w:r>
           <w:rPr>
             <w:rStyle w:val="Hyperlink"/>
@@ -14749,7 +14806,7 @@
       <w:r>
         <w:t xml:space="preserve">(Suppl 1), i119-130. </w:t>
       </w:r>
-      <w:hyperlink r:id="rId20" w:history="1">
+      <w:hyperlink r:id="rId21" w:history="1">
         <w:r>
           <w:rPr>
             <w:rStyle w:val="Hyperlink"/>
@@ -14787,7 +14844,7 @@
       <w:r>
         <w:t xml:space="preserve">(1), 195-212. </w:t>
       </w:r>
-      <w:hyperlink r:id="rId21" w:history="1">
+      <w:hyperlink r:id="rId22" w:history="1">
         <w:r>
           <w:rPr>
             <w:rStyle w:val="Hyperlink"/>
@@ -14825,7 +14882,7 @@
       <w:r>
         <w:t xml:space="preserve">(4). </w:t>
       </w:r>
-      <w:hyperlink r:id="rId22" w:history="1">
+      <w:hyperlink r:id="rId23" w:history="1">
         <w:r>
           <w:rPr>
             <w:rStyle w:val="Hyperlink"/>
@@ -14863,7 +14920,7 @@
       <w:r>
         <w:t xml:space="preserve">(1), 125. </w:t>
       </w:r>
-      <w:hyperlink r:id="rId23" w:history="1">
+      <w:hyperlink r:id="rId24" w:history="1">
         <w:r>
           <w:rPr>
             <w:rStyle w:val="Hyperlink"/>
@@ -14901,7 +14958,7 @@
       <w:r>
         <w:t xml:space="preserve">(8). </w:t>
       </w:r>
-      <w:hyperlink r:id="rId24" w:history="1">
+      <w:hyperlink r:id="rId25" w:history="1">
         <w:r>
           <w:rPr>
             <w:rStyle w:val="Hyperlink"/>
@@ -14940,7 +14997,7 @@
       <w:r>
         <w:t xml:space="preserve">, 18-27. </w:t>
       </w:r>
-      <w:hyperlink r:id="rId25" w:history="1">
+      <w:hyperlink r:id="rId26" w:history="1">
         <w:r>
           <w:rPr>
             <w:rStyle w:val="Hyperlink"/>
@@ -14978,7 +15035,7 @@
       <w:r>
         <w:t xml:space="preserve">(Suppl 2), S177-190. </w:t>
       </w:r>
-      <w:hyperlink r:id="rId26" w:history="1">
+      <w:hyperlink r:id="rId27" w:history="1">
         <w:r>
           <w:rPr>
             <w:rStyle w:val="Hyperlink"/>
@@ -15016,7 +15073,7 @@
       <w:r>
         <w:t xml:space="preserve">(6), 574-578. </w:t>
       </w:r>
-      <w:hyperlink r:id="rId27" w:history="1">
+      <w:hyperlink r:id="rId28" w:history="1">
         <w:r>
           <w:rPr>
             <w:rStyle w:val="Hyperlink"/>
@@ -15054,7 +15111,7 @@
       <w:r>
         <w:t xml:space="preserve">(4), 925-946. </w:t>
       </w:r>
-      <w:hyperlink r:id="rId28" w:history="1">
+      <w:hyperlink r:id="rId29" w:history="1">
         <w:r>
           <w:rPr>
             <w:rStyle w:val="Hyperlink"/>
@@ -15092,7 +15149,7 @@
       <w:r>
         <w:t xml:space="preserve">(6). </w:t>
       </w:r>
-      <w:hyperlink r:id="rId29" w:history="1">
+      <w:hyperlink r:id="rId30" w:history="1">
         <w:r>
           <w:rPr>
             <w:rStyle w:val="Hyperlink"/>
@@ -15130,7 +15187,7 @@
       <w:r>
         <w:t xml:space="preserve">(6), e573-e588. </w:t>
       </w:r>
-      <w:hyperlink r:id="rId30" w:history="1">
+      <w:hyperlink r:id="rId31" w:history="1">
         <w:r>
           <w:rPr>
             <w:rStyle w:val="Hyperlink"/>
@@ -15150,7 +15207,7 @@
       <w:r>
         <w:t xml:space="preserve">Jones, P. (2017). networktools: Tools for Identifying Important Nodes in Networks. </w:t>
       </w:r>
-      <w:hyperlink r:id="rId31" w:history="1">
+      <w:hyperlink r:id="rId32" w:history="1">
         <w:r>
           <w:rPr>
             <w:rStyle w:val="Hyperlink"/>
@@ -15188,7 +15245,7 @@
       <w:r>
         <w:t xml:space="preserve">(2), 353-367. </w:t>
       </w:r>
-      <w:hyperlink r:id="rId32" w:history="1">
+      <w:hyperlink r:id="rId33" w:history="1">
         <w:r>
           <w:rPr>
             <w:rStyle w:val="Hyperlink"/>
@@ -15226,7 +15283,7 @@
       <w:r>
         <w:t xml:space="preserve">(5), 657-677. </w:t>
       </w:r>
-      <w:hyperlink r:id="rId33" w:history="1">
+      <w:hyperlink r:id="rId34" w:history="1">
         <w:r>
           <w:rPr>
             <w:rStyle w:val="Hyperlink"/>
@@ -15264,7 +15321,7 @@
       <w:r>
         <w:t xml:space="preserve">(10). </w:t>
       </w:r>
-      <w:hyperlink r:id="rId34" w:history="1">
+      <w:hyperlink r:id="rId35" w:history="1">
         <w:r>
           <w:rPr>
             <w:rStyle w:val="Hyperlink"/>
@@ -15293,7 +15350,7 @@
       <w:r>
         <w:t xml:space="preserve">. McGraw-Hill. </w:t>
       </w:r>
-      <w:hyperlink r:id="rId35" w:history="1">
+      <w:hyperlink r:id="rId36" w:history="1">
         <w:r>
           <w:rPr>
             <w:rStyle w:val="Hyperlink"/>
@@ -15331,7 +15388,7 @@
       <w:r>
         <w:t xml:space="preserve">(9), 7704-7716. </w:t>
       </w:r>
-      <w:hyperlink r:id="rId36" w:history="1">
+      <w:hyperlink r:id="rId37" w:history="1">
         <w:r>
           <w:rPr>
             <w:rStyle w:val="Hyperlink"/>
@@ -15369,7 +15426,7 @@
       <w:r>
         <w:t xml:space="preserve">(6), 907-914. </w:t>
       </w:r>
-      <w:hyperlink r:id="rId37" w:history="1">
+      <w:hyperlink r:id="rId38" w:history="1">
         <w:r>
           <w:rPr>
             <w:rStyle w:val="Hyperlink"/>
@@ -15434,7 +15491,7 @@
       <w:r>
         <w:t xml:space="preserve">(7), 652-656. </w:t>
       </w:r>
-      <w:hyperlink r:id="rId38" w:history="1">
+      <w:hyperlink r:id="rId39" w:history="1">
         <w:r>
           <w:rPr>
             <w:rStyle w:val="Hyperlink"/>
@@ -15476,7 +15533,7 @@
       <w:r>
         <w:t xml:space="preserve">(1). </w:t>
       </w:r>
-      <w:hyperlink r:id="rId39" w:history="1">
+      <w:hyperlink r:id="rId40" w:history="1">
         <w:r>
           <w:rPr>
             <w:rStyle w:val="Hyperlink"/>
@@ -15514,7 +15571,7 @@
       <w:r>
         <w:t xml:space="preserve">, 42-49. </w:t>
       </w:r>
-      <w:hyperlink r:id="rId40" w:history="1">
+      <w:hyperlink r:id="rId41" w:history="1">
         <w:r>
           <w:rPr>
             <w:rStyle w:val="Hyperlink"/>
@@ -15552,7 +15609,7 @@
       <w:r>
         <w:t xml:space="preserve">(Suppl 2), S99-116. </w:t>
       </w:r>
-      <w:hyperlink r:id="rId41" w:history="1">
+      <w:hyperlink r:id="rId42" w:history="1">
         <w:r>
           <w:rPr>
             <w:rStyle w:val="Hyperlink"/>
@@ -15590,7 +15647,7 @@
       <w:r>
         <w:t xml:space="preserve">(4), 459-481. </w:t>
       </w:r>
-      <w:hyperlink r:id="rId42" w:history="1">
+      <w:hyperlink r:id="rId43" w:history="1">
         <w:r>
           <w:rPr>
             <w:rStyle w:val="Hyperlink"/>
@@ -15628,7 +15685,7 @@
       <w:r>
         <w:t xml:space="preserve">(3), 354-373. </w:t>
       </w:r>
-      <w:hyperlink r:id="rId43" w:history="1">
+      <w:hyperlink r:id="rId44" w:history="1">
         <w:r>
           <w:rPr>
             <w:rStyle w:val="Hyperlink"/>
@@ -15666,7 +15723,7 @@
       <w:r>
         <w:t xml:space="preserve">(4811), 143-149. </w:t>
       </w:r>
-      <w:hyperlink r:id="rId44" w:history="1">
+      <w:hyperlink r:id="rId45" w:history="1">
         <w:r>
           <w:rPr>
             <w:rStyle w:val="Hyperlink"/>
@@ -15704,7 +15761,7 @@
       <w:r>
         <w:t xml:space="preserve">(4), 593-596. </w:t>
       </w:r>
-      <w:hyperlink r:id="rId45" w:history="1">
+      <w:hyperlink r:id="rId46" w:history="1">
         <w:r>
           <w:rPr>
             <w:rStyle w:val="Hyperlink"/>
@@ -15724,7 +15781,7 @@
       <w:r>
         <w:t xml:space="preserve">Staniak, M., &amp; Biecek, P. (2019). The Landscape of R Packages for Automated Exploratory Data Analysis. </w:t>
       </w:r>
-      <w:hyperlink r:id="rId46" w:history="1">
+      <w:hyperlink r:id="rId47" w:history="1">
         <w:r>
           <w:rPr>
             <w:rStyle w:val="Hyperlink"/>
@@ -15762,7 +15819,7 @@
       <w:r>
         <w:t xml:space="preserve">, 100-103. </w:t>
       </w:r>
-      <w:hyperlink r:id="rId47" w:history="1">
+      <w:hyperlink r:id="rId48" w:history="1">
         <w:r>
           <w:rPr>
             <w:rStyle w:val="Hyperlink"/>
@@ -15782,7 +15839,7 @@
       <w:r>
         <w:t xml:space="preserve">Stuart, N. (2023). Light, moderate, and vigorous physical activity and 9-year changes in cognitive performance : test of age moderation. </w:t>
       </w:r>
-      <w:hyperlink r:id="rId48" w:history="1">
+      <w:hyperlink r:id="rId49" w:history="1">
         <w:r>
           <w:rPr>
             <w:rStyle w:val="Hyperlink"/>
@@ -15820,7 +15877,7 @@
       <w:r>
         <w:t xml:space="preserve">(1), 14. </w:t>
       </w:r>
-      <w:hyperlink r:id="rId49" w:history="1">
+      <w:hyperlink r:id="rId50" w:history="1">
         <w:r>
           <w:rPr>
             <w:rStyle w:val="Hyperlink"/>
@@ -15858,7 +15915,7 @@
       <w:r>
         <w:t xml:space="preserve">(Suppl 1), i5-11. </w:t>
       </w:r>
-      <w:hyperlink r:id="rId50" w:history="1">
+      <w:hyperlink r:id="rId51" w:history="1">
         <w:r>
           <w:rPr>
             <w:rStyle w:val="Hyperlink"/>
@@ -15896,7 +15953,7 @@
       <w:r>
         <w:t xml:space="preserve">(1), 644. </w:t>
       </w:r>
-      <w:hyperlink r:id="rId51" w:history="1">
+      <w:hyperlink r:id="rId52" w:history="1">
         <w:r>
           <w:rPr>
             <w:rStyle w:val="Hyperlink"/>
@@ -15934,7 +15991,7 @@
       <w:r>
         <w:t xml:space="preserve">(4), 549-563. </w:t>
       </w:r>
-      <w:hyperlink r:id="rId52" w:history="1">
+      <w:hyperlink r:id="rId53" w:history="1">
         <w:r>
           <w:rPr>
             <w:rStyle w:val="Hyperlink"/>
@@ -15972,7 +16029,7 @@
       <w:r>
         <w:t xml:space="preserve">, 104357. </w:t>
       </w:r>
-      <w:hyperlink r:id="rId53" w:history="1">
+      <w:hyperlink r:id="rId54" w:history="1">
         <w:r>
           <w:rPr>
             <w:rStyle w:val="Hyperlink"/>
@@ -16010,7 +16067,7 @@
       <w:r>
         <w:t xml:space="preserve">(Suppl 2), S154-165. </w:t>
       </w:r>
-      <w:hyperlink r:id="rId54" w:history="1">
+      <w:hyperlink r:id="rId55" w:history="1">
         <w:r>
           <w:rPr>
             <w:rStyle w:val="Hyperlink"/>
@@ -16049,7 +16106,7 @@
       <w:r>
         <w:t xml:space="preserve">(8), 107133. </w:t>
       </w:r>
-      <w:hyperlink r:id="rId55" w:history="1">
+      <w:hyperlink r:id="rId56" w:history="1">
         <w:r>
           <w:rPr>
             <w:rStyle w:val="Hyperlink"/>
@@ -16087,7 +16144,7 @@
       <w:r>
         <w:t xml:space="preserve">(1). </w:t>
       </w:r>
-      <w:hyperlink r:id="rId56" w:history="1">
+      <w:hyperlink r:id="rId57" w:history="1">
         <w:r>
           <w:rPr>
             <w:rStyle w:val="Hyperlink"/>
@@ -16125,7 +16182,7 @@
       <w:r>
         <w:t xml:space="preserve">(Suppl 3), S251-S265. </w:t>
       </w:r>
-      <w:hyperlink r:id="rId57" w:history="1">
+      <w:hyperlink r:id="rId58" w:history="1">
         <w:r>
           <w:rPr>
             <w:rStyle w:val="Hyperlink"/>
@@ -16163,7 +16220,7 @@
       <w:r>
         <w:t xml:space="preserve">(2), 156-168. </w:t>
       </w:r>
-      <w:hyperlink r:id="rId58" w:history="1">
+      <w:hyperlink r:id="rId59" w:history="1">
         <w:r>
           <w:rPr>
             <w:rStyle w:val="Hyperlink"/>
@@ -16189,7 +16246,7 @@
       </w:r>
     </w:p>
     <w:sectPr>
-      <w:footerReference w:type="default" r:id="rId59"/>
+      <w:footerReference w:type="default" r:id="rId60"/>
       <w:pgSz w:w="11906" w:h="16838"/>
       <w:pgMar w:top="1440" w:right="1440" w:bottom="1440" w:left="1440" w:header="708" w:footer="708" w:gutter="0"/>
       <w:cols w:space="708"/>
@@ -17414,6 +17471,18 @@
       <w:noProof/>
     </w:rPr>
   </w:style>
+  <w:style w:type="character" w:styleId="FollowedHyperlink">
+    <w:name w:val="FollowedHyperlink"/>
+    <w:basedOn w:val="DefaultParagraphFont"/>
+    <w:uiPriority w:val="99"/>
+    <w:semiHidden/>
+    <w:unhideWhenUsed/>
+    <w:rsid w:val="00783C59"/>
+    <w:rPr>
+      <w:color w:val="96607D" w:themeColor="followedHyperlink"/>
+      <w:u w:val="single"/>
+    </w:rPr>
+  </w:style>
 </w:styles>
 </file>
 

--- a/Networks_Final_230326.docx
+++ b/Networks_Final_230326.docx
@@ -408,21 +408,7 @@
                   <w:rStyle w:val="Hyperlink"/>
                   <w:rFonts w:ascii="Cambria" w:hAnsi="Cambria" w:cs="Arial"/>
                 </w:rPr>
-                <w:t>li</w:t>
-              </w:r>
-              <w:r>
-                <w:rPr>
-                  <w:rStyle w:val="Hyperlink"/>
-                  <w:rFonts w:ascii="Cambria" w:hAnsi="Cambria" w:cs="Arial"/>
-                </w:rPr>
-                <w:t>n</w:t>
-              </w:r>
-              <w:r>
-                <w:rPr>
-                  <w:rStyle w:val="Hyperlink"/>
-                  <w:rFonts w:ascii="Cambria" w:hAnsi="Cambria" w:cs="Arial"/>
-                </w:rPr>
-                <w:t>k</w:t>
+                <w:t>link</w:t>
               </w:r>
             </w:hyperlink>
             <w:r>
@@ -581,21 +567,7 @@
                   <w:rStyle w:val="Hyperlink"/>
                   <w:rFonts w:ascii="Cambria" w:hAnsi="Cambria" w:cs="Arial"/>
                 </w:rPr>
-                <w:t>li</w:t>
-              </w:r>
-              <w:r>
-                <w:rPr>
-                  <w:rStyle w:val="Hyperlink"/>
-                  <w:rFonts w:ascii="Cambria" w:hAnsi="Cambria" w:cs="Arial"/>
-                </w:rPr>
-                <w:t>n</w:t>
-              </w:r>
-              <w:r>
-                <w:rPr>
-                  <w:rStyle w:val="Hyperlink"/>
-                  <w:rFonts w:ascii="Cambria" w:hAnsi="Cambria" w:cs="Arial"/>
-                </w:rPr>
-                <w:t>k</w:t>
+                <w:t>link</w:t>
               </w:r>
             </w:hyperlink>
             <w:r>
@@ -6881,6 +6853,272 @@
         </w:rPr>
         <w:t xml:space="preserve"> </w:t>
       </w:r>
+      <w:r>
+        <w:rPr>
+          <w:rFonts w:ascii="Cambria" w:hAnsi="Cambria" w:cs="Arial"/>
+        </w:rPr>
+        <w:t xml:space="preserve"> </w:t>
+      </w:r>
+      <w:r>
+        <w:rPr>
+          <w:rFonts w:ascii="Cambria" w:hAnsi="Cambria" w:cs="Arial"/>
+        </w:rPr>
+        <w:t xml:space="preserve">No variables displayed variable redundancy </w:t>
+      </w:r>
+      <w:r>
+        <w:rPr>
+          <w:rFonts w:ascii="Cambria" w:hAnsi="Cambria" w:cs="Arial"/>
+        </w:rPr>
+        <w:t>with the</w:t>
+      </w:r>
+      <w:r>
+        <w:rPr>
+          <w:rFonts w:ascii="Cambria" w:hAnsi="Cambria" w:cs="Arial"/>
+        </w:rPr>
+        <w:t xml:space="preserve"> goldbricker() </w:t>
+      </w:r>
+      <w:r>
+        <w:rPr>
+          <w:rFonts w:ascii="Cambria" w:hAnsi="Cambria" w:cs="Arial"/>
+        </w:rPr>
+        <w:t xml:space="preserve">function </w:t>
+      </w:r>
+      <w:r>
+        <w:rPr>
+          <w:rFonts w:ascii="Cambria" w:hAnsi="Cambria" w:cs="Arial"/>
+        </w:rPr>
+        <w:t xml:space="preserve">from the network tools package </w:t>
+      </w:r>
+      <w:r>
+        <w:rPr>
+          <w:rFonts w:ascii="Cambria" w:hAnsi="Cambria" w:cs="Arial"/>
+        </w:rPr>
+        <w:fldChar w:fldCharType="begin"/>
+      </w:r>
+      <w:r>
+        <w:rPr>
+          <w:rFonts w:ascii="Cambria" w:hAnsi="Cambria" w:cs="Arial"/>
+        </w:rPr>
+        <w:instrText xml:space="preserve"> ADDIN EN.CITE &lt;EndNote&gt;&lt;Cite&gt;&lt;Author&gt;Jones&lt;/Author&gt;&lt;Year&gt;2017&lt;/Year&gt;&lt;RecNum&gt;1168&lt;/RecNum&gt;&lt;DisplayText&gt;(Jones, 2017)&lt;/DisplayText&gt;&lt;record&gt;&lt;rec-number&gt;1168&lt;/rec-number&gt;&lt;foreign-keys&gt;&lt;key app="EN" db-id="fpevdxxam2spzse0ff3ptdtnf0x2xxs9dd0s" timestamp="1770733536" guid="8ce8afb8-1480-4060-92ea-09fa07021898"&gt;1168&lt;/key&gt;&lt;/foreign-keys&gt;&lt;ref-type name="Journal Article"&gt;17&lt;/ref-type&gt;&lt;contributors&gt;&lt;authors&gt;&lt;author&gt;Jones, Payton&lt;/author&gt;&lt;/authors&gt;&lt;/contributors&gt;&lt;titles&gt;&lt;title&gt;networktools: Tools for Identifying Important Nodes in Networks&lt;/title&gt;&lt;/titles&gt;&lt;dates&gt;&lt;year&gt;2017&lt;/year&gt;&lt;/dates&gt;&lt;urls&gt;&lt;/urls&gt;&lt;electronic-resource-num&gt;10.32614/CRAN.package.networktools&lt;/electronic-resource-num&gt;&lt;/record&gt;&lt;/Cite&gt;&lt;/EndNote&gt;</w:instrText>
+      </w:r>
+      <w:r>
+        <w:rPr>
+          <w:rFonts w:ascii="Cambria" w:hAnsi="Cambria" w:cs="Arial"/>
+        </w:rPr>
+        <w:fldChar w:fldCharType="separate"/>
+      </w:r>
+      <w:r>
+        <w:rPr>
+          <w:rFonts w:ascii="Cambria" w:hAnsi="Cambria" w:cs="Arial"/>
+          <w:noProof/>
+        </w:rPr>
+        <w:t>(Jones, 2017)</w:t>
+      </w:r>
+      <w:r>
+        <w:rPr>
+          <w:rFonts w:ascii="Cambria" w:hAnsi="Cambria" w:cs="Arial"/>
+        </w:rPr>
+        <w:fldChar w:fldCharType="end"/>
+      </w:r>
+      <w:r>
+        <w:rPr>
+          <w:rFonts w:ascii="Cambria" w:hAnsi="Cambria" w:cs="Arial"/>
+        </w:rPr>
+        <w:t xml:space="preserve">. This indicates that there was </w:t>
+      </w:r>
+      <w:r>
+        <w:rPr>
+          <w:rFonts w:ascii="Cambria" w:hAnsi="Cambria" w:cs="Arial"/>
+        </w:rPr>
+        <w:t>no</w:t>
+      </w:r>
+      <w:r>
+        <w:rPr>
+          <w:rFonts w:ascii="Cambria" w:hAnsi="Cambria" w:cs="Arial"/>
+        </w:rPr>
+        <w:t xml:space="preserve"> </w:t>
+      </w:r>
+      <w:r>
+        <w:rPr>
+          <w:rFonts w:ascii="Cambria" w:hAnsi="Cambria" w:cs="Arial"/>
+        </w:rPr>
+        <w:t xml:space="preserve">significant </w:t>
+      </w:r>
+      <w:r>
+        <w:rPr>
+          <w:rFonts w:ascii="Cambria" w:hAnsi="Cambria" w:cs="Arial"/>
+        </w:rPr>
+        <w:t xml:space="preserve">conceptual overlap </w:t>
+      </w:r>
+      <w:r>
+        <w:rPr>
+          <w:rFonts w:ascii="Cambria" w:hAnsi="Cambria" w:cs="Arial"/>
+        </w:rPr>
+        <w:t>among the variables</w:t>
+      </w:r>
+      <w:r>
+        <w:rPr>
+          <w:rFonts w:ascii="Cambria" w:hAnsi="Cambria" w:cs="Arial"/>
+        </w:rPr>
+        <w:t>.</w:t>
+      </w:r>
+      <w:r>
+        <w:rPr>
+          <w:rFonts w:ascii="Cambria" w:hAnsi="Cambria" w:cs="Arial"/>
+        </w:rPr>
+        <w:t xml:space="preserve"> </w:t>
+      </w:r>
+      <w:r>
+        <w:rPr>
+          <w:rFonts w:ascii="Cambria" w:hAnsi="Cambria" w:cs="Arial"/>
+        </w:rPr>
+        <w:t xml:space="preserve">While some </w:t>
+      </w:r>
+      <w:r>
+        <w:rPr>
+          <w:rFonts w:ascii="Cambria" w:hAnsi="Cambria" w:cs="Arial"/>
+        </w:rPr>
+        <w:t xml:space="preserve">variables were </w:t>
+      </w:r>
+      <w:r>
+        <w:rPr>
+          <w:rFonts w:ascii="Cambria" w:hAnsi="Cambria" w:cs="Arial"/>
+        </w:rPr>
+        <w:t xml:space="preserve">derived from </w:t>
+      </w:r>
+      <w:r>
+        <w:rPr>
+          <w:rFonts w:ascii="Cambria" w:hAnsi="Cambria" w:cs="Arial"/>
+        </w:rPr>
+        <w:t xml:space="preserve">item-level ordinal </w:t>
+      </w:r>
+      <w:r>
+        <w:rPr>
+          <w:rFonts w:ascii="Cambria" w:hAnsi="Cambria" w:cs="Arial"/>
+        </w:rPr>
+        <w:t>measurements</w:t>
+      </w:r>
+      <w:r>
+        <w:rPr>
+          <w:rFonts w:ascii="Cambria" w:hAnsi="Cambria" w:cs="Arial"/>
+        </w:rPr>
+        <w:t xml:space="preserve">, all </w:t>
+      </w:r>
+      <w:r>
+        <w:rPr>
+          <w:rFonts w:ascii="Cambria" w:hAnsi="Cambria" w:cs="Arial"/>
+        </w:rPr>
+        <w:t xml:space="preserve">items </w:t>
+      </w:r>
+      <w:r>
+        <w:rPr>
+          <w:rFonts w:ascii="Cambria" w:hAnsi="Cambria" w:cs="Arial"/>
+        </w:rPr>
+        <w:t>had at least 5 response categories</w:t>
+      </w:r>
+      <w:r>
+        <w:rPr>
+          <w:rFonts w:ascii="Cambria" w:hAnsi="Cambria" w:cs="Arial"/>
+        </w:rPr>
+        <w:t xml:space="preserve">. This </w:t>
+      </w:r>
+      <w:r>
+        <w:rPr>
+          <w:rFonts w:ascii="Cambria" w:hAnsi="Cambria" w:cs="Arial"/>
+        </w:rPr>
+        <w:t>satisf</w:t>
+      </w:r>
+      <w:r>
+        <w:rPr>
+          <w:rFonts w:ascii="Cambria" w:hAnsi="Cambria" w:cs="Arial"/>
+        </w:rPr>
+        <w:t xml:space="preserve">ies </w:t>
+      </w:r>
+      <w:r>
+        <w:rPr>
+          <w:rFonts w:ascii="Cambria" w:hAnsi="Cambria" w:cs="Arial"/>
+        </w:rPr>
+        <w:t xml:space="preserve">the </w:t>
+      </w:r>
+      <w:r>
+        <w:rPr>
+          <w:rFonts w:ascii="Cambria" w:hAnsi="Cambria" w:cs="Arial"/>
+        </w:rPr>
+        <w:t xml:space="preserve">recommended criteria </w:t>
+      </w:r>
+      <w:r>
+        <w:rPr>
+          <w:rFonts w:ascii="Cambria" w:hAnsi="Cambria" w:cs="Arial"/>
+        </w:rPr>
+        <w:t xml:space="preserve">for </w:t>
+      </w:r>
+      <w:r>
+        <w:rPr>
+          <w:rFonts w:ascii="Cambria" w:hAnsi="Cambria" w:cs="Arial"/>
+        </w:rPr>
+        <w:t xml:space="preserve">modelling them </w:t>
+      </w:r>
+      <w:r>
+        <w:rPr>
+          <w:rFonts w:ascii="Cambria" w:hAnsi="Cambria" w:cs="Arial"/>
+        </w:rPr>
+        <w:t xml:space="preserve">as </w:t>
+      </w:r>
+      <w:r>
+        <w:rPr>
+          <w:rFonts w:ascii="Cambria" w:hAnsi="Cambria" w:cs="Arial"/>
+        </w:rPr>
+        <w:t xml:space="preserve">approximately </w:t>
+      </w:r>
+      <w:r>
+        <w:rPr>
+          <w:rFonts w:ascii="Cambria" w:hAnsi="Cambria" w:cs="Arial"/>
+        </w:rPr>
+        <w:t xml:space="preserve">continuous </w:t>
+      </w:r>
+      <w:r>
+        <w:rPr>
+          <w:rFonts w:ascii="Cambria" w:hAnsi="Cambria" w:cs="Arial"/>
+        </w:rPr>
+        <w:t xml:space="preserve">variables </w:t>
+      </w:r>
+      <w:r>
+        <w:rPr>
+          <w:rFonts w:ascii="Cambria" w:hAnsi="Cambria" w:cs="Arial"/>
+        </w:rPr>
+        <w:fldChar w:fldCharType="begin"/>
+      </w:r>
+      <w:r>
+        <w:rPr>
+          <w:rFonts w:ascii="Cambria" w:hAnsi="Cambria" w:cs="Arial"/>
+        </w:rPr>
+        <w:instrText xml:space="preserve"> ADDIN EN.CITE &lt;EndNote&gt;&lt;Cite&gt;&lt;Author&gt;Rhemtulla&lt;/Author&gt;&lt;Year&gt;2012&lt;/Year&gt;&lt;RecNum&gt;1300&lt;/RecNum&gt;&lt;DisplayText&gt;(Rhemtulla, Brosseau-Liard, &amp;amp; Savalei, 2012)&lt;/DisplayText&gt;&lt;record&gt;&lt;rec-number&gt;1300&lt;/rec-number&gt;&lt;foreign-keys&gt;&lt;key app="EN" db-id="fpevdxxam2spzse0ff3ptdtnf0x2xxs9dd0s" timestamp="1774275669" guid="08114f5c-05cc-4c99-a185-856530fa15e8"&gt;1300&lt;/key&gt;&lt;/foreign-keys&gt;&lt;ref-type name="Journal Article"&gt;17&lt;/ref-type&gt;&lt;contributors&gt;&lt;authors&gt;&lt;author&gt;Rhemtulla, M.&lt;/author&gt;&lt;author&gt;Brosseau-Liard, P. E.&lt;/author&gt;&lt;author&gt;Savalei, V.&lt;/author&gt;&lt;/authors&gt;&lt;/contributors&gt;&lt;auth-address&gt;Center for Research Methods and Data Analysis, University of Kansas, 1425 Jayhawk Boulevard, Watson Library 470, Lawrence, KS 66045, USA. mijke@ku.edu&lt;/auth-address&gt;&lt;titles&gt;&lt;title&gt;When can categorical variables be treated as continuous? A comparison of robust continuous and categorical SEM estimation methods under suboptimal conditions&lt;/title&gt;&lt;secondary-title&gt;Psychol Methods&lt;/secondary-title&gt;&lt;/titles&gt;&lt;periodical&gt;&lt;full-title&gt;Psychol Methods&lt;/full-title&gt;&lt;/periodical&gt;&lt;pages&gt;354-73&lt;/pages&gt;&lt;volume&gt;17&lt;/volume&gt;&lt;number&gt;3&lt;/number&gt;&lt;edition&gt;20120716&lt;/edition&gt;&lt;keywords&gt;&lt;keyword&gt;Bias&lt;/keyword&gt;&lt;keyword&gt;*Factor Analysis, Statistical&lt;/keyword&gt;&lt;keyword&gt;Humans&lt;/keyword&gt;&lt;keyword&gt;*Least-Squares Analysis&lt;/keyword&gt;&lt;keyword&gt;*Likelihood Functions&lt;/keyword&gt;&lt;keyword&gt;*Models, Statistical&lt;/keyword&gt;&lt;keyword&gt;Sample Size&lt;/keyword&gt;&lt;/keywords&gt;&lt;dates&gt;&lt;year&gt;2012&lt;/year&gt;&lt;pub-dates&gt;&lt;date&gt;Sep&lt;/date&gt;&lt;/pub-dates&gt;&lt;/dates&gt;&lt;isbn&gt;1939-1463 (Electronic)&amp;#xD;1082-989X (Linking)&lt;/isbn&gt;&lt;accession-num&gt;22799625&lt;/accession-num&gt;&lt;urls&gt;&lt;related-urls&gt;&lt;url&gt;https://www.ncbi.nlm.nih.gov/pubmed/22799625&lt;/url&gt;&lt;/related-urls&gt;&lt;/urls&gt;&lt;electronic-resource-num&gt;10.1037/a0029315&lt;/electronic-resource-num&gt;&lt;remote-database-name&gt;Medline&lt;/remote-database-name&gt;&lt;remote-database-provider&gt;NLM&lt;/remote-database-provider&gt;&lt;/record&gt;&lt;/Cite&gt;&lt;/EndNote&gt;</w:instrText>
+      </w:r>
+      <w:r>
+        <w:rPr>
+          <w:rFonts w:ascii="Cambria" w:hAnsi="Cambria" w:cs="Arial"/>
+        </w:rPr>
+        <w:fldChar w:fldCharType="separate"/>
+      </w:r>
+      <w:r>
+        <w:rPr>
+          <w:rFonts w:ascii="Cambria" w:hAnsi="Cambria" w:cs="Arial"/>
+          <w:noProof/>
+        </w:rPr>
+        <w:t>(Rhemtulla, Brosseau-Liard, &amp; Savalei, 2012)</w:t>
+      </w:r>
+      <w:r>
+        <w:rPr>
+          <w:rFonts w:ascii="Cambria" w:hAnsi="Cambria" w:cs="Arial"/>
+        </w:rPr>
+        <w:fldChar w:fldCharType="end"/>
+      </w:r>
+      <w:r>
+        <w:rPr>
+          <w:rFonts w:ascii="Cambria" w:hAnsi="Cambria" w:cs="Arial"/>
+        </w:rPr>
+        <w:t xml:space="preserve">. </w:t>
+      </w:r>
     </w:p>
     <w:p>
       <w:pPr>
@@ -6891,268 +7129,18 @@
       <w:r>
         <w:rPr>
           <w:rFonts w:ascii="Cambria" w:hAnsi="Cambria" w:cs="Arial"/>
-        </w:rPr>
-        <w:tab/>
-      </w:r>
-      <w:r>
-        <w:rPr>
-          <w:rFonts w:ascii="Cambria" w:hAnsi="Cambria" w:cs="Arial"/>
-        </w:rPr>
-        <w:t xml:space="preserve">No variables displayed variable redundancy </w:t>
-      </w:r>
-      <w:r>
-        <w:rPr>
-          <w:rFonts w:ascii="Cambria" w:hAnsi="Cambria" w:cs="Arial"/>
-        </w:rPr>
-        <w:t>with the</w:t>
-      </w:r>
-      <w:r>
-        <w:rPr>
-          <w:rFonts w:ascii="Cambria" w:hAnsi="Cambria" w:cs="Arial"/>
-        </w:rPr>
-        <w:t xml:space="preserve"> goldbricker() </w:t>
-      </w:r>
-      <w:r>
-        <w:rPr>
-          <w:rFonts w:ascii="Cambria" w:hAnsi="Cambria" w:cs="Arial"/>
-        </w:rPr>
-        <w:t xml:space="preserve">function </w:t>
-      </w:r>
-      <w:r>
-        <w:rPr>
-          <w:rFonts w:ascii="Cambria" w:hAnsi="Cambria" w:cs="Arial"/>
-        </w:rPr>
-        <w:t xml:space="preserve">from the network tools package </w:t>
-      </w:r>
-      <w:r>
-        <w:rPr>
-          <w:rFonts w:ascii="Cambria" w:hAnsi="Cambria" w:cs="Arial"/>
-        </w:rPr>
-        <w:fldChar w:fldCharType="begin"/>
-      </w:r>
-      <w:r>
-        <w:rPr>
-          <w:rFonts w:ascii="Cambria" w:hAnsi="Cambria" w:cs="Arial"/>
-        </w:rPr>
-        <w:instrText xml:space="preserve"> ADDIN EN.CITE &lt;EndNote&gt;&lt;Cite&gt;&lt;Author&gt;Jones&lt;/Author&gt;&lt;Year&gt;2017&lt;/Year&gt;&lt;RecNum&gt;1168&lt;/RecNum&gt;&lt;DisplayText&gt;(Jones, 2017)&lt;/DisplayText&gt;&lt;record&gt;&lt;rec-number&gt;1168&lt;/rec-number&gt;&lt;foreign-keys&gt;&lt;key app="EN" db-id="fpevdxxam2spzse0ff3ptdtnf0x2xxs9dd0s" timestamp="1770733536" guid="8ce8afb8-1480-4060-92ea-09fa07021898"&gt;1168&lt;/key&gt;&lt;/foreign-keys&gt;&lt;ref-type name="Journal Article"&gt;17&lt;/ref-type&gt;&lt;contributors&gt;&lt;authors&gt;&lt;author&gt;Jones, Payton&lt;/author&gt;&lt;/authors&gt;&lt;/contributors&gt;&lt;titles&gt;&lt;title&gt;networktools: Tools for Identifying Important Nodes in Networks&lt;/title&gt;&lt;/titles&gt;&lt;dates&gt;&lt;year&gt;2017&lt;/year&gt;&lt;/dates&gt;&lt;urls&gt;&lt;/urls&gt;&lt;electronic-resource-num&gt;10.32614/CRAN.package.networktools&lt;/electronic-resource-num&gt;&lt;/record&gt;&lt;/Cite&gt;&lt;/EndNote&gt;</w:instrText>
-      </w:r>
-      <w:r>
-        <w:rPr>
-          <w:rFonts w:ascii="Cambria" w:hAnsi="Cambria" w:cs="Arial"/>
-        </w:rPr>
-        <w:fldChar w:fldCharType="separate"/>
-      </w:r>
-      <w:r>
-        <w:rPr>
-          <w:rFonts w:ascii="Cambria" w:hAnsi="Cambria" w:cs="Arial"/>
-          <w:noProof/>
-        </w:rPr>
-        <w:t>(Jones, 2017)</w:t>
-      </w:r>
-      <w:r>
-        <w:rPr>
-          <w:rFonts w:ascii="Cambria" w:hAnsi="Cambria" w:cs="Arial"/>
-        </w:rPr>
-        <w:fldChar w:fldCharType="end"/>
-      </w:r>
-      <w:r>
-        <w:rPr>
-          <w:rFonts w:ascii="Cambria" w:hAnsi="Cambria" w:cs="Arial"/>
-        </w:rPr>
-        <w:t xml:space="preserve">. This indicates that there was </w:t>
-      </w:r>
-      <w:r>
-        <w:rPr>
-          <w:rFonts w:ascii="Cambria" w:hAnsi="Cambria" w:cs="Arial"/>
-        </w:rPr>
-        <w:t>no</w:t>
-      </w:r>
-      <w:r>
-        <w:rPr>
-          <w:rFonts w:ascii="Cambria" w:hAnsi="Cambria" w:cs="Arial"/>
-        </w:rPr>
-        <w:t xml:space="preserve"> </w:t>
-      </w:r>
-      <w:r>
-        <w:rPr>
-          <w:rFonts w:ascii="Cambria" w:hAnsi="Cambria" w:cs="Arial"/>
-        </w:rPr>
-        <w:t xml:space="preserve">significant </w:t>
-      </w:r>
-      <w:r>
-        <w:rPr>
-          <w:rFonts w:ascii="Cambria" w:hAnsi="Cambria" w:cs="Arial"/>
-        </w:rPr>
-        <w:t xml:space="preserve">conceptual overlap </w:t>
-      </w:r>
-      <w:r>
-        <w:rPr>
-          <w:rFonts w:ascii="Cambria" w:hAnsi="Cambria" w:cs="Arial"/>
-        </w:rPr>
-        <w:t>among the variables</w:t>
-      </w:r>
-      <w:r>
-        <w:rPr>
-          <w:rFonts w:ascii="Cambria" w:hAnsi="Cambria" w:cs="Arial"/>
-        </w:rPr>
-        <w:t>.</w:t>
-      </w:r>
-      <w:r>
-        <w:rPr>
-          <w:rFonts w:ascii="Cambria" w:hAnsi="Cambria" w:cs="Arial"/>
-        </w:rPr>
-        <w:t xml:space="preserve"> </w:t>
-      </w:r>
-      <w:r>
-        <w:rPr>
-          <w:rFonts w:ascii="Cambria" w:hAnsi="Cambria" w:cs="Arial"/>
-        </w:rPr>
-        <w:t xml:space="preserve">While some </w:t>
-      </w:r>
-      <w:r>
-        <w:rPr>
-          <w:rFonts w:ascii="Cambria" w:hAnsi="Cambria" w:cs="Arial"/>
-        </w:rPr>
-        <w:t xml:space="preserve">variables were </w:t>
-      </w:r>
-      <w:r>
-        <w:rPr>
-          <w:rFonts w:ascii="Cambria" w:hAnsi="Cambria" w:cs="Arial"/>
-        </w:rPr>
-        <w:t xml:space="preserve">derived from </w:t>
-      </w:r>
-      <w:r>
-        <w:rPr>
-          <w:rFonts w:ascii="Cambria" w:hAnsi="Cambria" w:cs="Arial"/>
-        </w:rPr>
-        <w:t xml:space="preserve">item-level ordinal </w:t>
-      </w:r>
-      <w:r>
-        <w:rPr>
-          <w:rFonts w:ascii="Cambria" w:hAnsi="Cambria" w:cs="Arial"/>
-        </w:rPr>
-        <w:t>measurements</w:t>
-      </w:r>
-      <w:r>
-        <w:rPr>
-          <w:rFonts w:ascii="Cambria" w:hAnsi="Cambria" w:cs="Arial"/>
-        </w:rPr>
-        <w:t xml:space="preserve">, all </w:t>
-      </w:r>
-      <w:r>
-        <w:rPr>
-          <w:rFonts w:ascii="Cambria" w:hAnsi="Cambria" w:cs="Arial"/>
-        </w:rPr>
-        <w:t xml:space="preserve">items </w:t>
-      </w:r>
-      <w:r>
-        <w:rPr>
-          <w:rFonts w:ascii="Cambria" w:hAnsi="Cambria" w:cs="Arial"/>
-        </w:rPr>
-        <w:t>had at least 5 response categories</w:t>
-      </w:r>
-      <w:r>
-        <w:rPr>
-          <w:rFonts w:ascii="Cambria" w:hAnsi="Cambria" w:cs="Arial"/>
-        </w:rPr>
-        <w:t xml:space="preserve">. This </w:t>
-      </w:r>
-      <w:r>
-        <w:rPr>
-          <w:rFonts w:ascii="Cambria" w:hAnsi="Cambria" w:cs="Arial"/>
-        </w:rPr>
-        <w:t>satisf</w:t>
-      </w:r>
-      <w:r>
-        <w:rPr>
-          <w:rFonts w:ascii="Cambria" w:hAnsi="Cambria" w:cs="Arial"/>
-        </w:rPr>
-        <w:t xml:space="preserve">ies </w:t>
-      </w:r>
-      <w:r>
-        <w:rPr>
-          <w:rFonts w:ascii="Cambria" w:hAnsi="Cambria" w:cs="Arial"/>
-        </w:rPr>
-        <w:t xml:space="preserve">the </w:t>
-      </w:r>
-      <w:r>
-        <w:rPr>
-          <w:rFonts w:ascii="Cambria" w:hAnsi="Cambria" w:cs="Arial"/>
-        </w:rPr>
-        <w:t xml:space="preserve">recommended criteria </w:t>
-      </w:r>
-      <w:r>
-        <w:rPr>
-          <w:rFonts w:ascii="Cambria" w:hAnsi="Cambria" w:cs="Arial"/>
-        </w:rPr>
-        <w:t xml:space="preserve">for </w:t>
-      </w:r>
-      <w:r>
-        <w:rPr>
-          <w:rFonts w:ascii="Cambria" w:hAnsi="Cambria" w:cs="Arial"/>
-        </w:rPr>
-        <w:t xml:space="preserve">modelling them </w:t>
-      </w:r>
-      <w:r>
-        <w:rPr>
-          <w:rFonts w:ascii="Cambria" w:hAnsi="Cambria" w:cs="Arial"/>
-        </w:rPr>
-        <w:t xml:space="preserve">as </w:t>
-      </w:r>
-      <w:r>
-        <w:rPr>
-          <w:rFonts w:ascii="Cambria" w:hAnsi="Cambria" w:cs="Arial"/>
-        </w:rPr>
-        <w:t xml:space="preserve">approximately </w:t>
-      </w:r>
-      <w:r>
-        <w:rPr>
-          <w:rFonts w:ascii="Cambria" w:hAnsi="Cambria" w:cs="Arial"/>
-        </w:rPr>
-        <w:t xml:space="preserve">continuous </w:t>
-      </w:r>
-      <w:r>
-        <w:rPr>
-          <w:rFonts w:ascii="Cambria" w:hAnsi="Cambria" w:cs="Arial"/>
-        </w:rPr>
-        <w:t xml:space="preserve">variables </w:t>
-      </w:r>
-      <w:r>
-        <w:rPr>
-          <w:rFonts w:ascii="Cambria" w:hAnsi="Cambria" w:cs="Arial"/>
-        </w:rPr>
-        <w:fldChar w:fldCharType="begin"/>
-      </w:r>
-      <w:r>
-        <w:rPr>
-          <w:rFonts w:ascii="Cambria" w:hAnsi="Cambria" w:cs="Arial"/>
-        </w:rPr>
-        <w:instrText xml:space="preserve"> ADDIN EN.CITE &lt;EndNote&gt;&lt;Cite&gt;&lt;Author&gt;Rhemtulla&lt;/Author&gt;&lt;Year&gt;2012&lt;/Year&gt;&lt;RecNum&gt;1300&lt;/RecNum&gt;&lt;DisplayText&gt;(Rhemtulla, Brosseau-Liard, &amp;amp; Savalei, 2012)&lt;/DisplayText&gt;&lt;record&gt;&lt;rec-number&gt;1300&lt;/rec-number&gt;&lt;foreign-keys&gt;&lt;key app="EN" db-id="fpevdxxam2spzse0ff3ptdtnf0x2xxs9dd0s" timestamp="1774275669" guid="08114f5c-05cc-4c99-a185-856530fa15e8"&gt;1300&lt;/key&gt;&lt;/foreign-keys&gt;&lt;ref-type name="Journal Article"&gt;17&lt;/ref-type&gt;&lt;contributors&gt;&lt;authors&gt;&lt;author&gt;Rhemtulla, M.&lt;/author&gt;&lt;author&gt;Brosseau-Liard, P. E.&lt;/author&gt;&lt;author&gt;Savalei, V.&lt;/author&gt;&lt;/authors&gt;&lt;/contributors&gt;&lt;auth-address&gt;Center for Research Methods and Data Analysis, University of Kansas, 1425 Jayhawk Boulevard, Watson Library 470, Lawrence, KS 66045, USA. mijke@ku.edu&lt;/auth-address&gt;&lt;titles&gt;&lt;title&gt;When can categorical variables be treated as continuous? A comparison of robust continuous and categorical SEM estimation methods under suboptimal conditions&lt;/title&gt;&lt;secondary-title&gt;Psychol Methods&lt;/secondary-title&gt;&lt;/titles&gt;&lt;periodical&gt;&lt;full-title&gt;Psychol Methods&lt;/full-title&gt;&lt;/periodical&gt;&lt;pages&gt;354-73&lt;/pages&gt;&lt;volume&gt;17&lt;/volume&gt;&lt;number&gt;3&lt;/number&gt;&lt;edition&gt;20120716&lt;/edition&gt;&lt;keywords&gt;&lt;keyword&gt;Bias&lt;/keyword&gt;&lt;keyword&gt;*Factor Analysis, Statistical&lt;/keyword&gt;&lt;keyword&gt;Humans&lt;/keyword&gt;&lt;keyword&gt;*Least-Squares Analysis&lt;/keyword&gt;&lt;keyword&gt;*Likelihood Functions&lt;/keyword&gt;&lt;keyword&gt;*Models, Statistical&lt;/keyword&gt;&lt;keyword&gt;Sample Size&lt;/keyword&gt;&lt;/keywords&gt;&lt;dates&gt;&lt;year&gt;2012&lt;/year&gt;&lt;pub-dates&gt;&lt;date&gt;Sep&lt;/date&gt;&lt;/pub-dates&gt;&lt;/dates&gt;&lt;isbn&gt;1939-1463 (Electronic)&amp;#xD;1082-989X (Linking)&lt;/isbn&gt;&lt;accession-num&gt;22799625&lt;/accession-num&gt;&lt;urls&gt;&lt;related-urls&gt;&lt;url&gt;https://www.ncbi.nlm.nih.gov/pubmed/22799625&lt;/url&gt;&lt;/related-urls&gt;&lt;/urls&gt;&lt;electronic-resource-num&gt;10.1037/a0029315&lt;/electronic-resource-num&gt;&lt;remote-database-name&gt;Medline&lt;/remote-database-name&gt;&lt;remote-database-provider&gt;NLM&lt;/remote-database-provider&gt;&lt;/record&gt;&lt;/Cite&gt;&lt;/EndNote&gt;</w:instrText>
-      </w:r>
-      <w:r>
-        <w:rPr>
-          <w:rFonts w:ascii="Cambria" w:hAnsi="Cambria" w:cs="Arial"/>
-        </w:rPr>
-        <w:fldChar w:fldCharType="separate"/>
-      </w:r>
-      <w:r>
-        <w:rPr>
-          <w:rFonts w:ascii="Cambria" w:hAnsi="Cambria" w:cs="Arial"/>
-          <w:noProof/>
-        </w:rPr>
-        <w:t>(Rhemtulla, Brosseau-Liard, &amp; Savalei, 2012)</w:t>
-      </w:r>
-      <w:r>
-        <w:rPr>
-          <w:rFonts w:ascii="Cambria" w:hAnsi="Cambria" w:cs="Arial"/>
-        </w:rPr>
-        <w:fldChar w:fldCharType="end"/>
-      </w:r>
-      <w:r>
-        <w:rPr>
-          <w:rFonts w:ascii="Cambria" w:hAnsi="Cambria" w:cs="Arial"/>
-        </w:rPr>
-        <w:t xml:space="preserve">. </w:t>
+          <w:b/>
+          <w:bCs/>
+        </w:rPr>
+        <w:t>Preprocessing</w:t>
+      </w:r>
+      <w:r>
+        <w:rPr>
+          <w:rFonts w:ascii="Cambria" w:hAnsi="Cambria" w:cs="Arial"/>
+          <w:b/>
+          <w:bCs/>
+        </w:rPr>
+        <w:t xml:space="preserve"> and missing data</w:t>
       </w:r>
     </w:p>
     <w:p>
@@ -7164,29 +7152,6 @@
       <w:r>
         <w:rPr>
           <w:rFonts w:ascii="Cambria" w:hAnsi="Cambria" w:cs="Arial"/>
-          <w:b/>
-          <w:bCs/>
-        </w:rPr>
-        <w:t>Preprocessing</w:t>
-      </w:r>
-      <w:r>
-        <w:rPr>
-          <w:rFonts w:ascii="Cambria" w:hAnsi="Cambria" w:cs="Arial"/>
-          <w:b/>
-          <w:bCs/>
-        </w:rPr>
-        <w:t xml:space="preserve"> and missing data</w:t>
-      </w:r>
-    </w:p>
-    <w:p>
-      <w:pPr>
-        <w:rPr>
-          <w:rFonts w:ascii="Cambria" w:hAnsi="Cambria" w:cs="Arial"/>
-        </w:rPr>
-      </w:pPr>
-      <w:r>
-        <w:rPr>
-          <w:rFonts w:ascii="Cambria" w:hAnsi="Cambria" w:cs="Arial"/>
         </w:rPr>
         <w:tab/>
       </w:r>
@@ -7337,37 +7302,31 @@
         <w:rPr>
           <w:rFonts w:ascii="Cambria" w:hAnsi="Cambria" w:cs="Arial"/>
         </w:rPr>
-        <w:t xml:space="preserve">Skip-listed items were recoded prior to </w:t>
+        <w:t>Skip-listed items were recoded prior to imputation, as questionnaire routing</w:t>
+      </w:r>
+      <w:r>
+        <w:rPr>
+          <w:rFonts w:ascii="Cambria" w:hAnsi="Cambria" w:cs="Arial"/>
+        </w:rPr>
+        <w:t xml:space="preserve"> in NSHAP</w:t>
+      </w:r>
+      <w:r>
+        <w:rPr>
+          <w:rFonts w:ascii="Cambria" w:hAnsi="Cambria" w:cs="Arial"/>
+        </w:rPr>
+        <w:t xml:space="preserve"> may induce </w:t>
+      </w:r>
+      <w:r>
+        <w:rPr>
+          <w:rFonts w:ascii="Cambria" w:hAnsi="Cambria" w:cs="Arial"/>
+        </w:rPr>
+        <w:t xml:space="preserve">variable dependencies if </w:t>
       </w:r>
       <w:r>
         <w:rPr>
           <w:rFonts w:ascii="Cambria" w:hAnsi="Cambria" w:cs="Arial"/>
         </w:rPr>
         <w:lastRenderedPageBreak/>
-        <w:t>imputation, as questionnaire routing</w:t>
-      </w:r>
-      <w:r>
-        <w:rPr>
-          <w:rFonts w:ascii="Cambria" w:hAnsi="Cambria" w:cs="Arial"/>
-        </w:rPr>
-        <w:t xml:space="preserve"> in NSHAP</w:t>
-      </w:r>
-      <w:r>
-        <w:rPr>
-          <w:rFonts w:ascii="Cambria" w:hAnsi="Cambria" w:cs="Arial"/>
-        </w:rPr>
-        <w:t xml:space="preserve"> may induce </w:t>
-      </w:r>
-      <w:r>
-        <w:rPr>
-          <w:rFonts w:ascii="Cambria" w:hAnsi="Cambria" w:cs="Arial"/>
-        </w:rPr>
-        <w:t xml:space="preserve">variable dependencies if </w:t>
-      </w:r>
-      <w:r>
-        <w:rPr>
-          <w:rFonts w:ascii="Cambria" w:hAnsi="Cambria" w:cs="Arial"/>
-        </w:rPr>
         <w:t>imputed</w:t>
       </w:r>
       <w:r>
@@ -8417,7 +8376,6 @@
           <w:b/>
           <w:bCs/>
         </w:rPr>
-        <w:lastRenderedPageBreak/>
         <w:t>Bridge centrality</w:t>
       </w:r>
     </w:p>
@@ -8431,6 +8389,7 @@
         <w:rPr>
           <w:rFonts w:ascii="Cambria" w:hAnsi="Cambria" w:cs="Arial"/>
         </w:rPr>
+        <w:lastRenderedPageBreak/>
         <w:tab/>
         <w:t xml:space="preserve">Bridge expected influence (BEI) was computed in </w:t>
       </w:r>
@@ -9004,31 +8963,25 @@
         <w:rPr>
           <w:rFonts w:ascii="Cambria" w:hAnsi="Cambria" w:cs="Arial"/>
         </w:rPr>
-        <w:t xml:space="preserve">, indicating that the estimated </w:t>
+        <w:t>, indicating that the estimated network structure was robust to sampling variation</w:t>
+      </w:r>
+      <w:r>
+        <w:rPr>
+          <w:rFonts w:ascii="Cambria" w:hAnsi="Cambria" w:cs="Arial"/>
+        </w:rPr>
+        <w:t xml:space="preserve"> under the bootstrap procedure</w:t>
+      </w:r>
+      <w:r>
+        <w:rPr>
+          <w:rFonts w:ascii="Cambria" w:hAnsi="Cambria" w:cs="Arial"/>
+        </w:rPr>
+        <w:t xml:space="preserve"> </w:t>
       </w:r>
       <w:r>
         <w:rPr>
           <w:rFonts w:ascii="Cambria" w:hAnsi="Cambria" w:cs="Arial"/>
         </w:rPr>
         <w:lastRenderedPageBreak/>
-        <w:t>network structure was robust to sampling variation</w:t>
-      </w:r>
-      <w:r>
-        <w:rPr>
-          <w:rFonts w:ascii="Cambria" w:hAnsi="Cambria" w:cs="Arial"/>
-        </w:rPr>
-        <w:t xml:space="preserve"> under the bootstrap procedure</w:t>
-      </w:r>
-      <w:r>
-        <w:rPr>
-          <w:rFonts w:ascii="Cambria" w:hAnsi="Cambria" w:cs="Arial"/>
-        </w:rPr>
-        <w:t xml:space="preserve"> </w:t>
-      </w:r>
-      <w:r>
-        <w:rPr>
-          <w:rFonts w:ascii="Cambria" w:hAnsi="Cambria" w:cs="Arial"/>
-        </w:rPr>
         <w:fldChar w:fldCharType="begin"/>
       </w:r>
       <w:r>
@@ -9655,21 +9608,7 @@
         <w:rPr>
           <w:rFonts w:ascii="Cambria" w:hAnsi="Cambria" w:cs="Arial"/>
         </w:rPr>
-        <w:t xml:space="preserve"> </w:t>
-      </w:r>
-      <w:proofErr w:type="gramStart"/>
-      <w:r>
-        <w:rPr>
-          <w:rFonts w:ascii="Cambria" w:hAnsi="Cambria" w:cs="Arial"/>
-        </w:rPr>
-        <w:t>comprised</w:t>
-      </w:r>
-      <w:proofErr w:type="gramEnd"/>
-      <w:r>
-        <w:rPr>
-          <w:rFonts w:ascii="Cambria" w:hAnsi="Cambria" w:cs="Arial"/>
-        </w:rPr>
-        <w:t xml:space="preserve"> 5 nodes and included happiness, mental health, depression, anxiety, and loneliness.</w:t>
+        <w:t xml:space="preserve"> comprised 5 nodes and included happiness, mental health, depression, anxiety, and loneliness.</w:t>
       </w:r>
       <w:r>
         <w:rPr>
@@ -9883,14 +9822,7 @@
         <w:rPr>
           <w:rFonts w:ascii="Cambria" w:hAnsi="Cambria" w:cs="Arial"/>
         </w:rPr>
-        <w:t xml:space="preserve">mental health (BEI = 0.443), educational attainment (BEI = </w:t>
-      </w:r>
-      <w:r>
-        <w:rPr>
-          <w:rFonts w:ascii="Cambria" w:hAnsi="Cambria" w:cs="Arial"/>
-        </w:rPr>
-        <w:lastRenderedPageBreak/>
-        <w:t>0.436) and physical activity (BEI = 0.339)</w:t>
+        <w:t>mental health (BEI = 0.443), educational attainment (BEI = 0.436) and physical activity (BEI = 0.339)</w:t>
       </w:r>
       <w:r>
         <w:rPr>
@@ -9938,6 +9870,7 @@
           <w:b/>
           <w:bCs/>
         </w:rPr>
+        <w:lastRenderedPageBreak/>
         <w:t>Discussion</w:t>
       </w:r>
     </w:p>
@@ -11057,106 +10990,105 @@
           <w:rFonts w:ascii="Cambria" w:hAnsi="Cambria" w:cs="Arial"/>
           <w:noProof/>
         </w:rPr>
-        <w:t xml:space="preserve">(Ohrnberger, Fichera, &amp; </w:t>
+        <w:t>(Ohrnberger, Fichera, &amp; Sutton, 2017)</w:t>
+      </w:r>
+      <w:r>
+        <w:rPr>
+          <w:rFonts w:ascii="Cambria" w:hAnsi="Cambria" w:cs="Arial"/>
+        </w:rPr>
+        <w:fldChar w:fldCharType="end"/>
+      </w:r>
+      <w:r>
+        <w:rPr>
+          <w:rFonts w:ascii="Cambria" w:hAnsi="Cambria" w:cs="Arial"/>
+        </w:rPr>
+        <w:t>.</w:t>
+      </w:r>
+      <w:r>
+        <w:rPr>
+          <w:rFonts w:ascii="Cambria" w:hAnsi="Cambria" w:cs="Arial"/>
+        </w:rPr>
+        <w:t xml:space="preserve"> </w:t>
+      </w:r>
+      <w:r>
+        <w:rPr>
+          <w:rFonts w:ascii="Cambria" w:hAnsi="Cambria" w:cs="Arial"/>
+        </w:rPr>
+        <w:t>Educational attainment represent</w:t>
+      </w:r>
+      <w:r>
+        <w:rPr>
+          <w:rFonts w:ascii="Cambria" w:hAnsi="Cambria" w:cs="Arial"/>
+        </w:rPr>
+        <w:t>s</w:t>
+      </w:r>
+      <w:r>
+        <w:rPr>
+          <w:rFonts w:ascii="Cambria" w:hAnsi="Cambria" w:cs="Arial"/>
+        </w:rPr>
+        <w:t xml:space="preserve"> cognitive reserve and lifelong cognitive enrichment</w:t>
+      </w:r>
+      <w:r>
+        <w:rPr>
+          <w:rFonts w:ascii="Cambria" w:hAnsi="Cambria" w:cs="Arial"/>
+        </w:rPr>
+        <w:t xml:space="preserve"> </w:t>
+      </w:r>
+      <w:r>
+        <w:rPr>
+          <w:rFonts w:ascii="Cambria" w:hAnsi="Cambria" w:cs="Arial"/>
+        </w:rPr>
+        <w:fldChar w:fldCharType="begin"/>
+      </w:r>
+      <w:r>
+        <w:rPr>
+          <w:rFonts w:ascii="Cambria" w:hAnsi="Cambria" w:cs="Arial"/>
+        </w:rPr>
+        <w:instrText xml:space="preserve"> ADDIN EN.CITE &lt;EndNote&gt;&lt;Cite&gt;&lt;Author&gt;Suchy-Dicey&lt;/Author&gt;&lt;Year&gt;2025&lt;/Year&gt;&lt;RecNum&gt;1195&lt;/RecNum&gt;&lt;DisplayText&gt;(Suchy-Dicey et al., 2025)&lt;/DisplayText&gt;&lt;record&gt;&lt;rec-number&gt;1195&lt;/rec-number&gt;&lt;foreign-keys&gt;&lt;key app="EN" db-id="fpevdxxam2spzse0ff3ptdtnf0x2xxs9dd0s" timestamp="1772701108" guid="83c96da7-c9a8-45a3-a3a6-54b82cb20ff7"&gt;1195&lt;/key&gt;&lt;/foreign-keys&gt;&lt;ref-type name="Journal Article"&gt;17&lt;/ref-type&gt;&lt;contributors&gt;&lt;authors&gt;&lt;author&gt;Suchy-Dicey, A. M.&lt;/author&gt;&lt;author&gt;Longstreth, W. T., Jr.&lt;/author&gt;&lt;author&gt;Buchwald, D. S.&lt;/author&gt;&lt;author&gt;Rhoads, K.&lt;/author&gt;&lt;author&gt;Grabowski, T. J.&lt;/author&gt;&lt;/authors&gt;&lt;/contributors&gt;&lt;auth-address&gt;Huntington Medical Research Institutes, Pasadena, CA, USA. astrid.suchy-dicey@hmri.org.&amp;#xD;University of Washington, Seattle, WA, USA.&lt;/auth-address&gt;&lt;titles&gt;&lt;title&gt;Cognitive reserve is associated with education, social determinants, and cognitive outcomes among older American Indians in the Strong Heart Study&lt;/title&gt;&lt;secondary-title&gt;Commun Psychol&lt;/secondary-title&gt;&lt;/titles&gt;&lt;periodical&gt;&lt;full-title&gt;Commun Psychol&lt;/full-title&gt;&lt;/periodical&gt;&lt;pages&gt;14&lt;/pages&gt;&lt;volume&gt;3&lt;/volume&gt;&lt;number&gt;1&lt;/number&gt;&lt;edition&gt;20250128&lt;/edition&gt;&lt;dates&gt;&lt;year&gt;2025&lt;/year&gt;&lt;pub-dates&gt;&lt;date&gt;Jan 28&lt;/date&gt;&lt;/pub-dates&gt;&lt;/dates&gt;&lt;isbn&gt;2731-9121 (Electronic)&amp;#xD;2731-9121 (Linking)&lt;/isbn&gt;&lt;accession-num&gt;39875529&lt;/accession-num&gt;&lt;urls&gt;&lt;related-urls&gt;&lt;url&gt;https://www.ncbi.nlm.nih.gov/pubmed/39875529&lt;/url&gt;&lt;/related-urls&gt;&lt;/urls&gt;&lt;custom1&gt;Competing interests: The authors (A.M.S.-D., T.J.G., W.T.L., K.R., and D.S.B.) declare no competing interests.&lt;/custom1&gt;&lt;custom2&gt;PMC11775147&lt;/custom2&gt;&lt;electronic-resource-num&gt;10.1038/s44271-025-00198-6&lt;/electronic-resource-num&gt;&lt;remote-database-name&gt;PubMed-not-MEDLINE&lt;/remote-database-name&gt;&lt;remote-database-provider&gt;NLM&lt;/remote-database-provider&gt;&lt;/record&gt;&lt;/Cite&gt;&lt;/EndNote&gt;</w:instrText>
+      </w:r>
+      <w:r>
+        <w:rPr>
+          <w:rFonts w:ascii="Cambria" w:hAnsi="Cambria" w:cs="Arial"/>
+        </w:rPr>
+        <w:fldChar w:fldCharType="separate"/>
       </w:r>
       <w:r>
         <w:rPr>
           <w:rFonts w:ascii="Cambria" w:hAnsi="Cambria" w:cs="Arial"/>
           <w:noProof/>
         </w:rPr>
+        <w:t>(Suchy-Dicey et al., 2025)</w:t>
+      </w:r>
+      <w:r>
+        <w:rPr>
+          <w:rFonts w:ascii="Cambria" w:hAnsi="Cambria" w:cs="Arial"/>
+        </w:rPr>
+        <w:fldChar w:fldCharType="end"/>
+      </w:r>
+      <w:r>
+        <w:rPr>
+          <w:rFonts w:ascii="Cambria" w:hAnsi="Cambria" w:cs="Arial"/>
+        </w:rPr>
+        <w:t>, which i</w:t>
+      </w:r>
+      <w:r>
+        <w:rPr>
+          <w:rFonts w:ascii="Cambria" w:hAnsi="Cambria" w:cs="Arial"/>
+        </w:rPr>
+        <w:t xml:space="preserve">s known to buffer </w:t>
+      </w:r>
+      <w:r>
+        <w:rPr>
+          <w:rFonts w:ascii="Cambria" w:hAnsi="Cambria" w:cs="Arial"/>
+        </w:rPr>
+        <w:t xml:space="preserve">the effects of </w:t>
+      </w:r>
+      <w:r>
+        <w:rPr>
+          <w:rFonts w:ascii="Cambria" w:hAnsi="Cambria" w:cs="Arial"/>
+        </w:rPr>
         <w:lastRenderedPageBreak/>
-        <w:t>Sutton, 2017)</w:t>
-      </w:r>
-      <w:r>
-        <w:rPr>
-          <w:rFonts w:ascii="Cambria" w:hAnsi="Cambria" w:cs="Arial"/>
-        </w:rPr>
-        <w:fldChar w:fldCharType="end"/>
-      </w:r>
-      <w:r>
-        <w:rPr>
-          <w:rFonts w:ascii="Cambria" w:hAnsi="Cambria" w:cs="Arial"/>
-        </w:rPr>
-        <w:t>.</w:t>
-      </w:r>
-      <w:r>
-        <w:rPr>
-          <w:rFonts w:ascii="Cambria" w:hAnsi="Cambria" w:cs="Arial"/>
-        </w:rPr>
-        <w:t xml:space="preserve"> </w:t>
-      </w:r>
-      <w:r>
-        <w:rPr>
-          <w:rFonts w:ascii="Cambria" w:hAnsi="Cambria" w:cs="Arial"/>
-        </w:rPr>
-        <w:t>Educational attainment represent</w:t>
-      </w:r>
-      <w:r>
-        <w:rPr>
-          <w:rFonts w:ascii="Cambria" w:hAnsi="Cambria" w:cs="Arial"/>
-        </w:rPr>
-        <w:t>s</w:t>
-      </w:r>
-      <w:r>
-        <w:rPr>
-          <w:rFonts w:ascii="Cambria" w:hAnsi="Cambria" w:cs="Arial"/>
-        </w:rPr>
-        <w:t xml:space="preserve"> cognitive reserve and lifelong cognitive enrichment</w:t>
-      </w:r>
-      <w:r>
-        <w:rPr>
-          <w:rFonts w:ascii="Cambria" w:hAnsi="Cambria" w:cs="Arial"/>
-        </w:rPr>
-        <w:t xml:space="preserve"> </w:t>
-      </w:r>
-      <w:r>
-        <w:rPr>
-          <w:rFonts w:ascii="Cambria" w:hAnsi="Cambria" w:cs="Arial"/>
-        </w:rPr>
-        <w:fldChar w:fldCharType="begin"/>
-      </w:r>
-      <w:r>
-        <w:rPr>
-          <w:rFonts w:ascii="Cambria" w:hAnsi="Cambria" w:cs="Arial"/>
-        </w:rPr>
-        <w:instrText xml:space="preserve"> ADDIN EN.CITE &lt;EndNote&gt;&lt;Cite&gt;&lt;Author&gt;Suchy-Dicey&lt;/Author&gt;&lt;Year&gt;2025&lt;/Year&gt;&lt;RecNum&gt;1195&lt;/RecNum&gt;&lt;DisplayText&gt;(Suchy-Dicey et al., 2025)&lt;/DisplayText&gt;&lt;record&gt;&lt;rec-number&gt;1195&lt;/rec-number&gt;&lt;foreign-keys&gt;&lt;key app="EN" db-id="fpevdxxam2spzse0ff3ptdtnf0x2xxs9dd0s" timestamp="1772701108" guid="83c96da7-c9a8-45a3-a3a6-54b82cb20ff7"&gt;1195&lt;/key&gt;&lt;/foreign-keys&gt;&lt;ref-type name="Journal Article"&gt;17&lt;/ref-type&gt;&lt;contributors&gt;&lt;authors&gt;&lt;author&gt;Suchy-Dicey, A. M.&lt;/author&gt;&lt;author&gt;Longstreth, W. T., Jr.&lt;/author&gt;&lt;author&gt;Buchwald, D. S.&lt;/author&gt;&lt;author&gt;Rhoads, K.&lt;/author&gt;&lt;author&gt;Grabowski, T. J.&lt;/author&gt;&lt;/authors&gt;&lt;/contributors&gt;&lt;auth-address&gt;Huntington Medical Research Institutes, Pasadena, CA, USA. astrid.suchy-dicey@hmri.org.&amp;#xD;University of Washington, Seattle, WA, USA.&lt;/auth-address&gt;&lt;titles&gt;&lt;title&gt;Cognitive reserve is associated with education, social determinants, and cognitive outcomes among older American Indians in the Strong Heart Study&lt;/title&gt;&lt;secondary-title&gt;Commun Psychol&lt;/secondary-title&gt;&lt;/titles&gt;&lt;periodical&gt;&lt;full-title&gt;Commun Psychol&lt;/full-title&gt;&lt;/periodical&gt;&lt;pages&gt;14&lt;/pages&gt;&lt;volume&gt;3&lt;/volume&gt;&lt;number&gt;1&lt;/number&gt;&lt;edition&gt;20250128&lt;/edition&gt;&lt;dates&gt;&lt;year&gt;2025&lt;/year&gt;&lt;pub-dates&gt;&lt;date&gt;Jan 28&lt;/date&gt;&lt;/pub-dates&gt;&lt;/dates&gt;&lt;isbn&gt;2731-9121 (Electronic)&amp;#xD;2731-9121 (Linking)&lt;/isbn&gt;&lt;accession-num&gt;39875529&lt;/accession-num&gt;&lt;urls&gt;&lt;related-urls&gt;&lt;url&gt;https://www.ncbi.nlm.nih.gov/pubmed/39875529&lt;/url&gt;&lt;/related-urls&gt;&lt;/urls&gt;&lt;custom1&gt;Competing interests: The authors (A.M.S.-D., T.J.G., W.T.L., K.R., and D.S.B.) declare no competing interests.&lt;/custom1&gt;&lt;custom2&gt;PMC11775147&lt;/custom2&gt;&lt;electronic-resource-num&gt;10.1038/s44271-025-00198-6&lt;/electronic-resource-num&gt;&lt;remote-database-name&gt;PubMed-not-MEDLINE&lt;/remote-database-name&gt;&lt;remote-database-provider&gt;NLM&lt;/remote-database-provider&gt;&lt;/record&gt;&lt;/Cite&gt;&lt;/EndNote&gt;</w:instrText>
-      </w:r>
-      <w:r>
-        <w:rPr>
-          <w:rFonts w:ascii="Cambria" w:hAnsi="Cambria" w:cs="Arial"/>
-        </w:rPr>
-        <w:fldChar w:fldCharType="separate"/>
-      </w:r>
-      <w:r>
-        <w:rPr>
-          <w:rFonts w:ascii="Cambria" w:hAnsi="Cambria" w:cs="Arial"/>
-          <w:noProof/>
-        </w:rPr>
-        <w:t>(Suchy-Dicey et al., 2025)</w:t>
-      </w:r>
-      <w:r>
-        <w:rPr>
-          <w:rFonts w:ascii="Cambria" w:hAnsi="Cambria" w:cs="Arial"/>
-        </w:rPr>
-        <w:fldChar w:fldCharType="end"/>
-      </w:r>
-      <w:r>
-        <w:rPr>
-          <w:rFonts w:ascii="Cambria" w:hAnsi="Cambria" w:cs="Arial"/>
-        </w:rPr>
-        <w:t>, which i</w:t>
-      </w:r>
-      <w:r>
-        <w:rPr>
-          <w:rFonts w:ascii="Cambria" w:hAnsi="Cambria" w:cs="Arial"/>
-        </w:rPr>
-        <w:t xml:space="preserve">s known to buffer </w:t>
-      </w:r>
-      <w:r>
-        <w:rPr>
-          <w:rFonts w:ascii="Cambria" w:hAnsi="Cambria" w:cs="Arial"/>
-        </w:rPr>
-        <w:t xml:space="preserve">the effects of age-related neurobiological changes on </w:t>
+        <w:t xml:space="preserve">age-related neurobiological changes on </w:t>
       </w:r>
       <w:r>
         <w:rPr>
@@ -11920,21 +11852,7 @@
         <w:rPr>
           <w:rFonts w:ascii="Cambria" w:hAnsi="Cambria" w:cs="Arial"/>
         </w:rPr>
-        <w:t xml:space="preserve"> findings should be considered </w:t>
-      </w:r>
-      <w:proofErr w:type="gramStart"/>
-      <w:r>
-        <w:rPr>
-          <w:rFonts w:ascii="Cambria" w:hAnsi="Cambria" w:cs="Arial"/>
-        </w:rPr>
-        <w:t>in light of</w:t>
-      </w:r>
-      <w:proofErr w:type="gramEnd"/>
-      <w:r>
-        <w:rPr>
-          <w:rFonts w:ascii="Cambria" w:hAnsi="Cambria" w:cs="Arial"/>
-        </w:rPr>
-        <w:t xml:space="preserve"> several limitations.</w:t>
+        <w:t xml:space="preserve"> findings should be considered in light of several limitations.</w:t>
       </w:r>
       <w:r>
         <w:rPr>
@@ -13121,80 +13039,80 @@
         <w:rPr>
           <w:rFonts w:ascii="Cambria" w:hAnsi="Cambria" w:cs="Arial"/>
         </w:rPr>
-        <w:t xml:space="preserve">be used to prioritise </w:t>
+        <w:t>be used to prioritise hypothes</w:t>
+      </w:r>
+      <w:r>
+        <w:rPr>
+          <w:rFonts w:ascii="Cambria" w:hAnsi="Cambria" w:cs="Arial"/>
+        </w:rPr>
+        <w:t>es</w:t>
+      </w:r>
+      <w:r>
+        <w:rPr>
+          <w:rFonts w:ascii="Cambria" w:hAnsi="Cambria" w:cs="Arial"/>
+        </w:rPr>
+        <w:t xml:space="preserve"> for future longitudinal or interventional testing</w:t>
+      </w:r>
+      <w:r>
+        <w:rPr>
+          <w:rFonts w:ascii="Cambria" w:hAnsi="Cambria" w:cs="Arial"/>
+        </w:rPr>
+        <w:t xml:space="preserve">, </w:t>
+      </w:r>
+      <w:r>
+        <w:rPr>
+          <w:rFonts w:ascii="Cambria" w:hAnsi="Cambria" w:cs="Arial"/>
+        </w:rPr>
+        <w:t>rather</w:t>
+      </w:r>
+      <w:r>
+        <w:rPr>
+          <w:rFonts w:ascii="Cambria" w:hAnsi="Cambria" w:cs="Arial"/>
+        </w:rPr>
+        <w:t xml:space="preserve"> than evidence of causation.</w:t>
+      </w:r>
+      <w:r>
+        <w:rPr>
+          <w:rFonts w:ascii="Cambria" w:hAnsi="Cambria" w:cs="Arial"/>
+        </w:rPr>
+        <w:t xml:space="preserve"> </w:t>
+      </w:r>
+      <w:r>
+        <w:rPr>
+          <w:rFonts w:ascii="Cambria" w:hAnsi="Cambria" w:cs="Arial"/>
+        </w:rPr>
+        <w:t xml:space="preserve">Lastly, the bridge analyses were </w:t>
+      </w:r>
+      <w:r>
+        <w:rPr>
+          <w:rFonts w:ascii="Cambria" w:hAnsi="Cambria" w:cs="Arial"/>
+        </w:rPr>
+        <w:t>examined</w:t>
+      </w:r>
+      <w:r>
+        <w:rPr>
+          <w:rFonts w:ascii="Cambria" w:hAnsi="Cambria" w:cs="Arial"/>
+        </w:rPr>
+        <w:t xml:space="preserve"> </w:t>
+      </w:r>
+      <w:r>
+        <w:rPr>
+          <w:rFonts w:ascii="Cambria" w:hAnsi="Cambria" w:cs="Arial"/>
+        </w:rPr>
+        <w:t xml:space="preserve">between </w:t>
+      </w:r>
+      <w:r>
+        <w:rPr>
+          <w:rFonts w:ascii="Cambria" w:hAnsi="Cambria" w:cs="Arial"/>
+        </w:rPr>
+        <w:t xml:space="preserve">resilience factors and a </w:t>
       </w:r>
       <w:r>
         <w:rPr>
           <w:rFonts w:ascii="Cambria" w:hAnsi="Cambria" w:cs="Arial"/>
         </w:rPr>
         <w:lastRenderedPageBreak/>
-        <w:t>hypothes</w:t>
-      </w:r>
-      <w:r>
-        <w:rPr>
-          <w:rFonts w:ascii="Cambria" w:hAnsi="Cambria" w:cs="Arial"/>
-        </w:rPr>
-        <w:t>es</w:t>
-      </w:r>
-      <w:r>
-        <w:rPr>
-          <w:rFonts w:ascii="Cambria" w:hAnsi="Cambria" w:cs="Arial"/>
-        </w:rPr>
-        <w:t xml:space="preserve"> for future longitudinal or interventional testing</w:t>
-      </w:r>
-      <w:r>
-        <w:rPr>
-          <w:rFonts w:ascii="Cambria" w:hAnsi="Cambria" w:cs="Arial"/>
-        </w:rPr>
-        <w:t xml:space="preserve">, </w:t>
-      </w:r>
-      <w:r>
-        <w:rPr>
-          <w:rFonts w:ascii="Cambria" w:hAnsi="Cambria" w:cs="Arial"/>
-        </w:rPr>
-        <w:t>rather</w:t>
-      </w:r>
-      <w:r>
-        <w:rPr>
-          <w:rFonts w:ascii="Cambria" w:hAnsi="Cambria" w:cs="Arial"/>
-        </w:rPr>
-        <w:t xml:space="preserve"> than evidence of causation.</w:t>
-      </w:r>
-      <w:r>
-        <w:rPr>
-          <w:rFonts w:ascii="Cambria" w:hAnsi="Cambria" w:cs="Arial"/>
-        </w:rPr>
-        <w:t xml:space="preserve"> </w:t>
-      </w:r>
-      <w:r>
-        <w:rPr>
-          <w:rFonts w:ascii="Cambria" w:hAnsi="Cambria" w:cs="Arial"/>
-        </w:rPr>
-        <w:t xml:space="preserve">Lastly, the bridge analyses were </w:t>
-      </w:r>
-      <w:r>
-        <w:rPr>
-          <w:rFonts w:ascii="Cambria" w:hAnsi="Cambria" w:cs="Arial"/>
-        </w:rPr>
-        <w:t>examined</w:t>
-      </w:r>
-      <w:r>
-        <w:rPr>
-          <w:rFonts w:ascii="Cambria" w:hAnsi="Cambria" w:cs="Arial"/>
-        </w:rPr>
-        <w:t xml:space="preserve"> </w:t>
-      </w:r>
-      <w:r>
-        <w:rPr>
-          <w:rFonts w:ascii="Cambria" w:hAnsi="Cambria" w:cs="Arial"/>
-        </w:rPr>
-        <w:t xml:space="preserve">between </w:t>
-      </w:r>
-      <w:r>
-        <w:rPr>
-          <w:rFonts w:ascii="Cambria" w:hAnsi="Cambria" w:cs="Arial"/>
-        </w:rPr>
-        <w:t>resilience factors and a predefined community of successful ageing</w:t>
+        <w:t>predefined community of successful ageing</w:t>
       </w:r>
       <w:r>
         <w:rPr>
@@ -14115,14 +14033,7 @@
         <w:rPr>
           <w:rFonts w:ascii="Cambria" w:hAnsi="Cambria" w:cs="Arial"/>
         </w:rPr>
-        <w:t xml:space="preserve"> </w:t>
-      </w:r>
-      <w:r>
-        <w:rPr>
-          <w:rFonts w:ascii="Cambria" w:hAnsi="Cambria" w:cs="Arial"/>
-        </w:rPr>
-        <w:lastRenderedPageBreak/>
-        <w:t>plausible intervention targets for future longitudinal research</w:t>
+        <w:t xml:space="preserve"> plausible intervention targets for future longitudinal research</w:t>
       </w:r>
       <w:r>
         <w:rPr>
